--- a/PRDs/entities/Resource-Entity-PRD.docx
+++ b/PRDs/entities/Resource-Entity-PRD.docx
@@ -356,7 +356,7 @@
                 <w:sz w:val="20"/>
                 <w:szCs w:val="20"/>
               </w:rPr>
-              <w:t xml:space="preserve">1.0</w:t>
+              <w:t xml:space="preserve">1.1</w:t>
             </w:r>
           </w:p>
         </w:tc>
@@ -422,7 +422,7 @@
                 <w:sz w:val="20"/>
                 <w:szCs w:val="20"/>
               </w:rPr>
-              <w:t xml:space="preserve">05-29-26 16:30</w:t>
+              <w:t xml:space="preserve">05-30-26</w:t>
             </w:r>
           </w:p>
         </w:tc>
@@ -1932,7 +1932,7 @@
                 <w:sz w:val="20"/>
                 <w:szCs w:val="20"/>
               </w:rPr>
-              <w:t xml:space="preserve">Topical category used to group and filter resources on the public page. Value list is a first-draft proposal pending confirmation (see Open Issues).</w:t>
+              <w:t xml:space="preserve">Topical category used to group and filter resources on the public page (RES-DEC-007).</w:t>
             </w:r>
           </w:p>
         </w:tc>
@@ -4320,7 +4320,7 @@
           <w:sz w:val="20"/>
           <w:szCs w:val="20"/>
         </w:rPr>
-        <w:t xml:space="preserve">Resources are unlisted rather than deleted, so public links and history are preserved (proposed; see Open Issues).</w:t>
+        <w:t xml:space="preserve">Resources are unlisted rather than deleted, so public links and history are preserved; an unlisted Resource is retained and never hard-deleted (RES-DEC-010).</w:t>
       </w:r>
     </w:p>
     <w:p>
@@ -4364,351 +4364,23 @@
         <w:t xml:space="preserve">8. Open Issues</w:t>
       </w:r>
     </w:p>
-    <w:tbl>
-      <w:tblPr>
-        <w:tblW w:type="dxa" w:w="9360"/>
-        <w:tblBorders>
-          <w:top w:val="single" w:color="auto" w:sz="4"/>
-          <w:left w:val="single" w:color="auto" w:sz="4"/>
-          <w:bottom w:val="single" w:color="auto" w:sz="4"/>
-          <w:right w:val="single" w:color="auto" w:sz="4"/>
-          <w:insideH w:val="single" w:color="auto" w:sz="4"/>
-          <w:insideV w:val="single" w:color="auto" w:sz="4"/>
-        </w:tblBorders>
-      </w:tblPr>
-      <w:tblGrid>
-        <w:gridCol w:w="1500"/>
-        <w:gridCol w:w="7860"/>
-      </w:tblGrid>
-      <w:tr>
-        <w:tc>
-          <w:tcPr>
-            <w:tcW w:type="dxa" w:w="1500"/>
-            <w:tcBorders>
-              <w:top w:val="single" w:color="AAAAAA" w:sz="1"/>
-              <w:left w:val="single" w:color="AAAAAA" w:sz="1"/>
-              <w:bottom w:val="single" w:color="AAAAAA" w:sz="1"/>
-              <w:right w:val="single" w:color="AAAAAA" w:sz="1"/>
-            </w:tcBorders>
-            <w:shd w:fill="1F3864" w:val="clear"/>
-            <w:tcMar>
-              <w:top w:type="dxa" w:w="60"/>
-              <w:left w:type="dxa" w:w="100"/>
-              <w:bottom w:type="dxa" w:w="60"/>
-              <w:right w:type="dxa" w:w="100"/>
-            </w:tcMar>
-          </w:tcPr>
-          <w:p>
-            <w:r>
-              <w:rPr>
-                <w:rFonts w:ascii="Arial" w:cs="Arial" w:eastAsia="Arial" w:hAnsi="Arial"/>
-                <w:b/>
-                <w:bCs/>
-                <w:i w:val="false"/>
-                <w:iCs w:val="false"/>
-                <w:color w:val="FFFFFF"/>
-                <w:sz w:val="20"/>
-                <w:szCs w:val="20"/>
-              </w:rPr>
-              <w:t xml:space="preserve">Identifier</w:t>
-            </w:r>
-          </w:p>
-        </w:tc>
-        <w:tc>
-          <w:tcPr>
-            <w:tcW w:type="dxa" w:w="7860"/>
-            <w:tcBorders>
-              <w:top w:val="single" w:color="AAAAAA" w:sz="1"/>
-              <w:left w:val="single" w:color="AAAAAA" w:sz="1"/>
-              <w:bottom w:val="single" w:color="AAAAAA" w:sz="1"/>
-              <w:right w:val="single" w:color="AAAAAA" w:sz="1"/>
-            </w:tcBorders>
-            <w:shd w:fill="1F3864" w:val="clear"/>
-            <w:tcMar>
-              <w:top w:type="dxa" w:w="60"/>
-              <w:left w:type="dxa" w:w="100"/>
-              <w:bottom w:type="dxa" w:w="60"/>
-              <w:right w:type="dxa" w:w="100"/>
-            </w:tcMar>
-          </w:tcPr>
-          <w:p>
-            <w:r>
-              <w:rPr>
-                <w:rFonts w:ascii="Arial" w:cs="Arial" w:eastAsia="Arial" w:hAnsi="Arial"/>
-                <w:b/>
-                <w:bCs/>
-                <w:i w:val="false"/>
-                <w:iCs w:val="false"/>
-                <w:color w:val="FFFFFF"/>
-                <w:sz w:val="20"/>
-                <w:szCs w:val="20"/>
-              </w:rPr>
-              <w:t xml:space="preserve">Open Issue</w:t>
-            </w:r>
-          </w:p>
-        </w:tc>
-      </w:tr>
-      <w:tr>
-        <w:tc>
-          <w:tcPr>
-            <w:tcW w:type="dxa" w:w="1500"/>
-            <w:tcBorders>
-              <w:top w:val="single" w:color="AAAAAA" w:sz="1"/>
-              <w:left w:val="single" w:color="AAAAAA" w:sz="1"/>
-              <w:bottom w:val="single" w:color="AAAAAA" w:sz="1"/>
-              <w:right w:val="single" w:color="AAAAAA" w:sz="1"/>
-            </w:tcBorders>
-            <w:tcMar>
-              <w:top w:type="dxa" w:w="60"/>
-              <w:left w:type="dxa" w:w="100"/>
-              <w:bottom w:type="dxa" w:w="60"/>
-              <w:right w:type="dxa" w:w="100"/>
-            </w:tcMar>
-          </w:tcPr>
-          <w:p>
-            <w:r>
-              <w:rPr>
-                <w:rFonts w:ascii="Arial" w:cs="Arial" w:eastAsia="Arial" w:hAnsi="Arial"/>
-                <w:b/>
-                <w:bCs/>
-                <w:i w:val="false"/>
-                <w:iCs w:val="false"/>
-                <w:sz w:val="20"/>
-                <w:szCs w:val="20"/>
-              </w:rPr>
-              <w:t xml:space="preserve">RES-ISS-001</w:t>
-            </w:r>
-          </w:p>
-        </w:tc>
-        <w:tc>
-          <w:tcPr>
-            <w:tcW w:type="dxa" w:w="7860"/>
-            <w:tcBorders>
-              <w:top w:val="single" w:color="AAAAAA" w:sz="1"/>
-              <w:left w:val="single" w:color="AAAAAA" w:sz="1"/>
-              <w:bottom w:val="single" w:color="AAAAAA" w:sz="1"/>
-              <w:right w:val="single" w:color="AAAAAA" w:sz="1"/>
-            </w:tcBorders>
-            <w:tcMar>
-              <w:top w:type="dxa" w:w="60"/>
-              <w:left w:type="dxa" w:w="100"/>
-              <w:bottom w:type="dxa" w:w="60"/>
-              <w:right w:type="dxa" w:w="100"/>
-            </w:tcMar>
-          </w:tcPr>
-          <w:p>
-            <w:r>
-              <w:rPr>
-                <w:rFonts w:ascii="Arial" w:cs="Arial" w:eastAsia="Arial" w:hAnsi="Arial"/>
-                <w:b w:val="false"/>
-                <w:bCs w:val="false"/>
-                <w:i w:val="false"/>
-                <w:iCs w:val="false"/>
-                <w:sz w:val="20"/>
-                <w:szCs w:val="20"/>
-              </w:rPr>
-              <w:t xml:space="preserve">The resourceType and category value lists are a first-draft proposal and are pending confirmation.</w:t>
-            </w:r>
-          </w:p>
-        </w:tc>
-      </w:tr>
-      <w:tr>
-        <w:tc>
-          <w:tcPr>
-            <w:tcW w:type="dxa" w:w="1500"/>
-            <w:tcBorders>
-              <w:top w:val="single" w:color="AAAAAA" w:sz="1"/>
-              <w:left w:val="single" w:color="AAAAAA" w:sz="1"/>
-              <w:bottom w:val="single" w:color="AAAAAA" w:sz="1"/>
-              <w:right w:val="single" w:color="AAAAAA" w:sz="1"/>
-            </w:tcBorders>
-            <w:shd w:fill="F2F7FB" w:val="clear"/>
-            <w:tcMar>
-              <w:top w:type="dxa" w:w="60"/>
-              <w:left w:type="dxa" w:w="100"/>
-              <w:bottom w:type="dxa" w:w="60"/>
-              <w:right w:type="dxa" w:w="100"/>
-            </w:tcMar>
-          </w:tcPr>
-          <w:p>
-            <w:r>
-              <w:rPr>
-                <w:rFonts w:ascii="Arial" w:cs="Arial" w:eastAsia="Arial" w:hAnsi="Arial"/>
-                <w:b/>
-                <w:bCs/>
-                <w:i w:val="false"/>
-                <w:iCs w:val="false"/>
-                <w:sz w:val="20"/>
-                <w:szCs w:val="20"/>
-              </w:rPr>
-              <w:t xml:space="preserve">RES-ISS-002</w:t>
-            </w:r>
-          </w:p>
-        </w:tc>
-        <w:tc>
-          <w:tcPr>
-            <w:tcW w:type="dxa" w:w="7860"/>
-            <w:tcBorders>
-              <w:top w:val="single" w:color="AAAAAA" w:sz="1"/>
-              <w:left w:val="single" w:color="AAAAAA" w:sz="1"/>
-              <w:bottom w:val="single" w:color="AAAAAA" w:sz="1"/>
-              <w:right w:val="single" w:color="AAAAAA" w:sz="1"/>
-            </w:tcBorders>
-            <w:shd w:fill="F2F7FB" w:val="clear"/>
-            <w:tcMar>
-              <w:top w:type="dxa" w:w="60"/>
-              <w:left w:type="dxa" w:w="100"/>
-              <w:bottom w:type="dxa" w:w="60"/>
-              <w:right w:type="dxa" w:w="100"/>
-            </w:tcMar>
-          </w:tcPr>
-          <w:p>
-            <w:r>
-              <w:rPr>
-                <w:rFonts w:ascii="Arial" w:cs="Arial" w:eastAsia="Arial" w:hAnsi="Arial"/>
-                <w:b w:val="false"/>
-                <w:bCs w:val="false"/>
-                <w:i w:val="false"/>
-                <w:iCs w:val="false"/>
-                <w:sz w:val="20"/>
-                <w:szCs w:val="20"/>
-              </w:rPr>
-              <w:t xml:space="preserve">Whether url and file may both be present or are mutually exclusive. Proposed: at least one is required before listing, and both are permitted.</w:t>
-            </w:r>
-          </w:p>
-        </w:tc>
-      </w:tr>
-      <w:tr>
-        <w:tc>
-          <w:tcPr>
-            <w:tcW w:type="dxa" w:w="1500"/>
-            <w:tcBorders>
-              <w:top w:val="single" w:color="AAAAAA" w:sz="1"/>
-              <w:left w:val="single" w:color="AAAAAA" w:sz="1"/>
-              <w:bottom w:val="single" w:color="AAAAAA" w:sz="1"/>
-              <w:right w:val="single" w:color="AAAAAA" w:sz="1"/>
-            </w:tcBorders>
-            <w:tcMar>
-              <w:top w:type="dxa" w:w="60"/>
-              <w:left w:type="dxa" w:w="100"/>
-              <w:bottom w:type="dxa" w:w="60"/>
-              <w:right w:type="dxa" w:w="100"/>
-            </w:tcMar>
-          </w:tcPr>
-          <w:p>
-            <w:r>
-              <w:rPr>
-                <w:rFonts w:ascii="Arial" w:cs="Arial" w:eastAsia="Arial" w:hAnsi="Arial"/>
-                <w:b/>
-                <w:bCs/>
-                <w:i w:val="false"/>
-                <w:iCs w:val="false"/>
-                <w:sz w:val="20"/>
-                <w:szCs w:val="20"/>
-              </w:rPr>
-              <w:t xml:space="preserve">RES-ISS-003</w:t>
-            </w:r>
-          </w:p>
-        </w:tc>
-        <w:tc>
-          <w:tcPr>
-            <w:tcW w:type="dxa" w:w="7860"/>
-            <w:tcBorders>
-              <w:top w:val="single" w:color="AAAAAA" w:sz="1"/>
-              <w:left w:val="single" w:color="AAAAAA" w:sz="1"/>
-              <w:bottom w:val="single" w:color="AAAAAA" w:sz="1"/>
-              <w:right w:val="single" w:color="AAAAAA" w:sz="1"/>
-            </w:tcBorders>
-            <w:tcMar>
-              <w:top w:type="dxa" w:w="60"/>
-              <w:left w:type="dxa" w:w="100"/>
-              <w:bottom w:type="dxa" w:w="60"/>
-              <w:right w:type="dxa" w:w="100"/>
-            </w:tcMar>
-          </w:tcPr>
-          <w:p>
-            <w:r>
-              <w:rPr>
-                <w:rFonts w:ascii="Arial" w:cs="Arial" w:eastAsia="Arial" w:hAnsi="Arial"/>
-                <w:b w:val="false"/>
-                <w:bCs w:val="false"/>
-                <w:i w:val="false"/>
-                <w:iCs w:val="false"/>
-                <w:sz w:val="20"/>
-                <w:szCs w:val="20"/>
-              </w:rPr>
-              <w:t xml:space="preserve">Default sort and grouping of the public Resources page. Proposed: grouped by category, then resourceDate descending.</w:t>
-            </w:r>
-          </w:p>
-        </w:tc>
-      </w:tr>
-      <w:tr>
-        <w:tc>
-          <w:tcPr>
-            <w:tcW w:type="dxa" w:w="1500"/>
-            <w:tcBorders>
-              <w:top w:val="single" w:color="AAAAAA" w:sz="1"/>
-              <w:left w:val="single" w:color="AAAAAA" w:sz="1"/>
-              <w:bottom w:val="single" w:color="AAAAAA" w:sz="1"/>
-              <w:right w:val="single" w:color="AAAAAA" w:sz="1"/>
-            </w:tcBorders>
-            <w:shd w:fill="F2F7FB" w:val="clear"/>
-            <w:tcMar>
-              <w:top w:type="dxa" w:w="60"/>
-              <w:left w:type="dxa" w:w="100"/>
-              <w:bottom w:type="dxa" w:w="60"/>
-              <w:right w:type="dxa" w:w="100"/>
-            </w:tcMar>
-          </w:tcPr>
-          <w:p>
-            <w:r>
-              <w:rPr>
-                <w:rFonts w:ascii="Arial" w:cs="Arial" w:eastAsia="Arial" w:hAnsi="Arial"/>
-                <w:b/>
-                <w:bCs/>
-                <w:i w:val="false"/>
-                <w:iCs w:val="false"/>
-                <w:sz w:val="20"/>
-                <w:szCs w:val="20"/>
-              </w:rPr>
-              <w:t xml:space="preserve">RES-ISS-004</w:t>
-            </w:r>
-          </w:p>
-        </w:tc>
-        <w:tc>
-          <w:tcPr>
-            <w:tcW w:type="dxa" w:w="7860"/>
-            <w:tcBorders>
-              <w:top w:val="single" w:color="AAAAAA" w:sz="1"/>
-              <w:left w:val="single" w:color="AAAAAA" w:sz="1"/>
-              <w:bottom w:val="single" w:color="AAAAAA" w:sz="1"/>
-              <w:right w:val="single" w:color="AAAAAA" w:sz="1"/>
-            </w:tcBorders>
-            <w:shd w:fill="F2F7FB" w:val="clear"/>
-            <w:tcMar>
-              <w:top w:type="dxa" w:w="60"/>
-              <w:left w:type="dxa" w:w="100"/>
-              <w:bottom w:type="dxa" w:w="60"/>
-              <w:right w:type="dxa" w:w="100"/>
-            </w:tcMar>
-          </w:tcPr>
-          <w:p>
-            <w:r>
-              <w:rPr>
-                <w:rFonts w:ascii="Arial" w:cs="Arial" w:eastAsia="Arial" w:hAnsi="Arial"/>
-                <w:b w:val="false"/>
-                <w:bCs w:val="false"/>
-                <w:i w:val="false"/>
-                <w:iCs w:val="false"/>
-                <w:sz w:val="20"/>
-                <w:szCs w:val="20"/>
-              </w:rPr>
-              <w:t xml:space="preserve">Whether a retention or no-deletion rule should be formalized for unlisted Resources.</w:t>
-            </w:r>
-          </w:p>
-        </w:tc>
-      </w:tr>
-    </w:tbl>
+    <w:p>
+      <w:pPr>
+        <w:spacing w:after="120"/>
+      </w:pPr>
+      <w:r>
+        <w:rPr>
+          <w:rFonts w:ascii="Arial" w:cs="Arial" w:eastAsia="Arial" w:hAnsi="Arial"/>
+          <w:b w:val="false"/>
+          <w:bCs w:val="false"/>
+          <w:i w:val="false"/>
+          <w:iCs w:val="false"/>
+          <w:sz w:val="22"/>
+          <w:szCs w:val="22"/>
+        </w:rPr>
+        <w:t xml:space="preserve">None. All version 1.0 open issues (RES-ISS-001 through RES-ISS-004) were resolved in version 1.1; see Decisions Made (RES-DEC-007 through RES-DEC-010).</w:t>
+      </w:r>
+    </w:p>
     <w:p>
       <w:pPr>
         <w:pStyle w:val="Heading1"/>
@@ -5198,6 +4870,266 @@
                 <w:szCs w:val="20"/>
               </w:rPr>
               <w:t xml:space="preserve">The entity is owned by the new CR-RESOURCES sub-domain of Client Recruiting.</w:t>
+            </w:r>
+          </w:p>
+        </w:tc>
+      </w:tr>
+      <w:tr>
+        <w:tc>
+          <w:tcPr>
+            <w:tcW w:type="dxa" w:w="1500"/>
+            <w:tcBorders>
+              <w:top w:val="single" w:color="AAAAAA" w:sz="1"/>
+              <w:left w:val="single" w:color="AAAAAA" w:sz="1"/>
+              <w:bottom w:val="single" w:color="AAAAAA" w:sz="1"/>
+              <w:right w:val="single" w:color="AAAAAA" w:sz="1"/>
+            </w:tcBorders>
+            <w:tcMar>
+              <w:top w:type="dxa" w:w="60"/>
+              <w:left w:type="dxa" w:w="100"/>
+              <w:bottom w:type="dxa" w:w="60"/>
+              <w:right w:type="dxa" w:w="100"/>
+            </w:tcMar>
+          </w:tcPr>
+          <w:p>
+            <w:r>
+              <w:rPr>
+                <w:rFonts w:ascii="Arial" w:cs="Arial" w:eastAsia="Arial" w:hAnsi="Arial"/>
+                <w:b/>
+                <w:bCs/>
+                <w:i w:val="false"/>
+                <w:iCs w:val="false"/>
+                <w:sz w:val="20"/>
+                <w:szCs w:val="20"/>
+              </w:rPr>
+              <w:t xml:space="preserve">RES-DEC-007</w:t>
+            </w:r>
+          </w:p>
+        </w:tc>
+        <w:tc>
+          <w:tcPr>
+            <w:tcW w:type="dxa" w:w="7860"/>
+            <w:tcBorders>
+              <w:top w:val="single" w:color="AAAAAA" w:sz="1"/>
+              <w:left w:val="single" w:color="AAAAAA" w:sz="1"/>
+              <w:bottom w:val="single" w:color="AAAAAA" w:sz="1"/>
+              <w:right w:val="single" w:color="AAAAAA" w:sz="1"/>
+            </w:tcBorders>
+            <w:tcMar>
+              <w:top w:type="dxa" w:w="60"/>
+              <w:left w:type="dxa" w:w="100"/>
+              <w:bottom w:type="dxa" w:w="60"/>
+              <w:right w:type="dxa" w:w="100"/>
+            </w:tcMar>
+          </w:tcPr>
+          <w:p>
+            <w:r>
+              <w:rPr>
+                <w:rFonts w:ascii="Arial" w:cs="Arial" w:eastAsia="Arial" w:hAnsi="Arial"/>
+                <w:b w:val="false"/>
+                <w:bCs w:val="false"/>
+                <w:i w:val="false"/>
+                <w:iCs w:val="false"/>
+                <w:sz w:val="20"/>
+                <w:szCs w:val="20"/>
+              </w:rPr>
+              <w:t xml:space="preserve">The resourceType value list (Recorded Event; Document; Video; Audio; Template; Link; Other) and the category value list (Starting a Business; Financing; Marketing and Sales; Operations; Leadership and Strategy; Legal and Compliance; Other) are confirmed for version 1.1. Resolves RES-ISS-001.</w:t>
+            </w:r>
+          </w:p>
+        </w:tc>
+      </w:tr>
+      <w:tr>
+        <w:tc>
+          <w:tcPr>
+            <w:tcW w:type="dxa" w:w="1500"/>
+            <w:tcBorders>
+              <w:top w:val="single" w:color="AAAAAA" w:sz="1"/>
+              <w:left w:val="single" w:color="AAAAAA" w:sz="1"/>
+              <w:bottom w:val="single" w:color="AAAAAA" w:sz="1"/>
+              <w:right w:val="single" w:color="AAAAAA" w:sz="1"/>
+            </w:tcBorders>
+            <w:shd w:fill="F2F7FB" w:val="clear"/>
+            <w:tcMar>
+              <w:top w:type="dxa" w:w="60"/>
+              <w:left w:type="dxa" w:w="100"/>
+              <w:bottom w:type="dxa" w:w="60"/>
+              <w:right w:type="dxa" w:w="100"/>
+            </w:tcMar>
+          </w:tcPr>
+          <w:p>
+            <w:r>
+              <w:rPr>
+                <w:rFonts w:ascii="Arial" w:cs="Arial" w:eastAsia="Arial" w:hAnsi="Arial"/>
+                <w:b/>
+                <w:bCs/>
+                <w:i w:val="false"/>
+                <w:iCs w:val="false"/>
+                <w:sz w:val="20"/>
+                <w:szCs w:val="20"/>
+              </w:rPr>
+              <w:t xml:space="preserve">RES-DEC-008</w:t>
+            </w:r>
+          </w:p>
+        </w:tc>
+        <w:tc>
+          <w:tcPr>
+            <w:tcW w:type="dxa" w:w="7860"/>
+            <w:tcBorders>
+              <w:top w:val="single" w:color="AAAAAA" w:sz="1"/>
+              <w:left w:val="single" w:color="AAAAAA" w:sz="1"/>
+              <w:bottom w:val="single" w:color="AAAAAA" w:sz="1"/>
+              <w:right w:val="single" w:color="AAAAAA" w:sz="1"/>
+            </w:tcBorders>
+            <w:shd w:fill="F2F7FB" w:val="clear"/>
+            <w:tcMar>
+              <w:top w:type="dxa" w:w="60"/>
+              <w:left w:type="dxa" w:w="100"/>
+              <w:bottom w:type="dxa" w:w="60"/>
+              <w:right w:type="dxa" w:w="100"/>
+            </w:tcMar>
+          </w:tcPr>
+          <w:p>
+            <w:r>
+              <w:rPr>
+                <w:rFonts w:ascii="Arial" w:cs="Arial" w:eastAsia="Arial" w:hAnsi="Arial"/>
+                <w:b w:val="false"/>
+                <w:bCs w:val="false"/>
+                <w:i w:val="false"/>
+                <w:iCs w:val="false"/>
+                <w:sz w:val="20"/>
+                <w:szCs w:val="20"/>
+              </w:rPr>
+              <w:t xml:space="preserve">At least one of url or file must be present before a Resource can be listed publicly; both are permitted simultaneously. Resolves RES-ISS-002.</w:t>
+            </w:r>
+          </w:p>
+        </w:tc>
+      </w:tr>
+      <w:tr>
+        <w:tc>
+          <w:tcPr>
+            <w:tcW w:type="dxa" w:w="1500"/>
+            <w:tcBorders>
+              <w:top w:val="single" w:color="AAAAAA" w:sz="1"/>
+              <w:left w:val="single" w:color="AAAAAA" w:sz="1"/>
+              <w:bottom w:val="single" w:color="AAAAAA" w:sz="1"/>
+              <w:right w:val="single" w:color="AAAAAA" w:sz="1"/>
+            </w:tcBorders>
+            <w:tcMar>
+              <w:top w:type="dxa" w:w="60"/>
+              <w:left w:type="dxa" w:w="100"/>
+              <w:bottom w:type="dxa" w:w="60"/>
+              <w:right w:type="dxa" w:w="100"/>
+            </w:tcMar>
+          </w:tcPr>
+          <w:p>
+            <w:r>
+              <w:rPr>
+                <w:rFonts w:ascii="Arial" w:cs="Arial" w:eastAsia="Arial" w:hAnsi="Arial"/>
+                <w:b/>
+                <w:bCs/>
+                <w:i w:val="false"/>
+                <w:iCs w:val="false"/>
+                <w:sz w:val="20"/>
+                <w:szCs w:val="20"/>
+              </w:rPr>
+              <w:t xml:space="preserve">RES-DEC-009</w:t>
+            </w:r>
+          </w:p>
+        </w:tc>
+        <w:tc>
+          <w:tcPr>
+            <w:tcW w:type="dxa" w:w="7860"/>
+            <w:tcBorders>
+              <w:top w:val="single" w:color="AAAAAA" w:sz="1"/>
+              <w:left w:val="single" w:color="AAAAAA" w:sz="1"/>
+              <w:bottom w:val="single" w:color="AAAAAA" w:sz="1"/>
+              <w:right w:val="single" w:color="AAAAAA" w:sz="1"/>
+            </w:tcBorders>
+            <w:tcMar>
+              <w:top w:type="dxa" w:w="60"/>
+              <w:left w:type="dxa" w:w="100"/>
+              <w:bottom w:type="dxa" w:w="60"/>
+              <w:right w:type="dxa" w:w="100"/>
+            </w:tcMar>
+          </w:tcPr>
+          <w:p>
+            <w:r>
+              <w:rPr>
+                <w:rFonts w:ascii="Arial" w:cs="Arial" w:eastAsia="Arial" w:hAnsi="Arial"/>
+                <w:b w:val="false"/>
+                <w:bCs w:val="false"/>
+                <w:i w:val="false"/>
+                <w:iCs w:val="false"/>
+                <w:sz w:val="20"/>
+                <w:szCs w:val="20"/>
+              </w:rPr>
+              <w:t xml:space="preserve">The public Resources page is ordered by category, then by resourceDate descending within each category. Resolves RES-ISS-003.</w:t>
+            </w:r>
+          </w:p>
+        </w:tc>
+      </w:tr>
+      <w:tr>
+        <w:tc>
+          <w:tcPr>
+            <w:tcW w:type="dxa" w:w="1500"/>
+            <w:tcBorders>
+              <w:top w:val="single" w:color="AAAAAA" w:sz="1"/>
+              <w:left w:val="single" w:color="AAAAAA" w:sz="1"/>
+              <w:bottom w:val="single" w:color="AAAAAA" w:sz="1"/>
+              <w:right w:val="single" w:color="AAAAAA" w:sz="1"/>
+            </w:tcBorders>
+            <w:shd w:fill="F2F7FB" w:val="clear"/>
+            <w:tcMar>
+              <w:top w:type="dxa" w:w="60"/>
+              <w:left w:type="dxa" w:w="100"/>
+              <w:bottom w:type="dxa" w:w="60"/>
+              <w:right w:type="dxa" w:w="100"/>
+            </w:tcMar>
+          </w:tcPr>
+          <w:p>
+            <w:r>
+              <w:rPr>
+                <w:rFonts w:ascii="Arial" w:cs="Arial" w:eastAsia="Arial" w:hAnsi="Arial"/>
+                <w:b/>
+                <w:bCs/>
+                <w:i w:val="false"/>
+                <w:iCs w:val="false"/>
+                <w:sz w:val="20"/>
+                <w:szCs w:val="20"/>
+              </w:rPr>
+              <w:t xml:space="preserve">RES-DEC-010</w:t>
+            </w:r>
+          </w:p>
+        </w:tc>
+        <w:tc>
+          <w:tcPr>
+            <w:tcW w:type="dxa" w:w="7860"/>
+            <w:tcBorders>
+              <w:top w:val="single" w:color="AAAAAA" w:sz="1"/>
+              <w:left w:val="single" w:color="AAAAAA" w:sz="1"/>
+              <w:bottom w:val="single" w:color="AAAAAA" w:sz="1"/>
+              <w:right w:val="single" w:color="AAAAAA" w:sz="1"/>
+            </w:tcBorders>
+            <w:shd w:fill="F2F7FB" w:val="clear"/>
+            <w:tcMar>
+              <w:top w:type="dxa" w:w="60"/>
+              <w:left w:type="dxa" w:w="100"/>
+              <w:bottom w:type="dxa" w:w="60"/>
+              <w:right w:type="dxa" w:w="100"/>
+            </w:tcMar>
+          </w:tcPr>
+          <w:p>
+            <w:r>
+              <w:rPr>
+                <w:rFonts w:ascii="Arial" w:cs="Arial" w:eastAsia="Arial" w:hAnsi="Arial"/>
+                <w:b w:val="false"/>
+                <w:bCs w:val="false"/>
+                <w:i w:val="false"/>
+                <w:iCs w:val="false"/>
+                <w:sz w:val="20"/>
+                <w:szCs w:val="20"/>
+              </w:rPr>
+              <w:t xml:space="preserve">Unlisted Resources are retained and never hard-deleted; unlisting sets listedPublicly to false only, preserving the record, its publishedAt timestamp, and history. Resolves RES-ISS-004.</w:t>
             </w:r>
           </w:p>
         </w:tc>
@@ -5431,6 +5363,104 @@
                 <w:szCs w:val="20"/>
               </w:rPr>
               <w:t xml:space="preserve">Initial Resource Entity PRD defining the public Resources page content entity for the CR-RESOURCES sub-domain: the uniform field set, the public-visibility model gated only by listedPublicly, the optional Event link, and the relationship between the published copy and the source event's raw recording link.</w:t>
+            </w:r>
+          </w:p>
+        </w:tc>
+      </w:tr>
+      <w:tr>
+        <w:tc>
+          <w:tcPr>
+            <w:tcW w:type="dxa" w:w="1300"/>
+            <w:tcBorders>
+              <w:top w:val="single" w:color="AAAAAA" w:sz="1"/>
+              <w:left w:val="single" w:color="AAAAAA" w:sz="1"/>
+              <w:bottom w:val="single" w:color="AAAAAA" w:sz="1"/>
+              <w:right w:val="single" w:color="AAAAAA" w:sz="1"/>
+            </w:tcBorders>
+            <w:shd w:fill="F2F7FB" w:val="clear"/>
+            <w:tcMar>
+              <w:top w:type="dxa" w:w="60"/>
+              <w:left w:type="dxa" w:w="100"/>
+              <w:bottom w:type="dxa" w:w="60"/>
+              <w:right w:type="dxa" w:w="100"/>
+            </w:tcMar>
+          </w:tcPr>
+          <w:p>
+            <w:r>
+              <w:rPr>
+                <w:rFonts w:ascii="Arial" w:cs="Arial" w:eastAsia="Arial" w:hAnsi="Arial"/>
+                <w:b/>
+                <w:bCs/>
+                <w:i w:val="false"/>
+                <w:iCs w:val="false"/>
+                <w:sz w:val="20"/>
+                <w:szCs w:val="20"/>
+              </w:rPr>
+              <w:t xml:space="preserve">1.1</w:t>
+            </w:r>
+          </w:p>
+        </w:tc>
+        <w:tc>
+          <w:tcPr>
+            <w:tcW w:type="dxa" w:w="1900"/>
+            <w:tcBorders>
+              <w:top w:val="single" w:color="AAAAAA" w:sz="1"/>
+              <w:left w:val="single" w:color="AAAAAA" w:sz="1"/>
+              <w:bottom w:val="single" w:color="AAAAAA" w:sz="1"/>
+              <w:right w:val="single" w:color="AAAAAA" w:sz="1"/>
+            </w:tcBorders>
+            <w:shd w:fill="F2F7FB" w:val="clear"/>
+            <w:tcMar>
+              <w:top w:type="dxa" w:w="60"/>
+              <w:left w:type="dxa" w:w="100"/>
+              <w:bottom w:type="dxa" w:w="60"/>
+              <w:right w:type="dxa" w:w="100"/>
+            </w:tcMar>
+          </w:tcPr>
+          <w:p>
+            <w:r>
+              <w:rPr>
+                <w:rFonts w:ascii="Arial" w:cs="Arial" w:eastAsia="Arial" w:hAnsi="Arial"/>
+                <w:b w:val="false"/>
+                <w:bCs w:val="false"/>
+                <w:i w:val="false"/>
+                <w:iCs w:val="false"/>
+                <w:sz w:val="20"/>
+                <w:szCs w:val="20"/>
+              </w:rPr>
+              <w:t xml:space="preserve">05-30-26</w:t>
+            </w:r>
+          </w:p>
+        </w:tc>
+        <w:tc>
+          <w:tcPr>
+            <w:tcW w:type="dxa" w:w="6160"/>
+            <w:tcBorders>
+              <w:top w:val="single" w:color="AAAAAA" w:sz="1"/>
+              <w:left w:val="single" w:color="AAAAAA" w:sz="1"/>
+              <w:bottom w:val="single" w:color="AAAAAA" w:sz="1"/>
+              <w:right w:val="single" w:color="AAAAAA" w:sz="1"/>
+            </w:tcBorders>
+            <w:shd w:fill="F2F7FB" w:val="clear"/>
+            <w:tcMar>
+              <w:top w:type="dxa" w:w="60"/>
+              <w:left w:type="dxa" w:w="100"/>
+              <w:bottom w:type="dxa" w:w="60"/>
+              <w:right w:type="dxa" w:w="100"/>
+            </w:tcMar>
+          </w:tcPr>
+          <w:p>
+            <w:r>
+              <w:rPr>
+                <w:rFonts w:ascii="Arial" w:cs="Arial" w:eastAsia="Arial" w:hAnsi="Arial"/>
+                <w:b w:val="false"/>
+                <w:bCs w:val="false"/>
+                <w:i w:val="false"/>
+                <w:iCs w:val="false"/>
+                <w:sz w:val="20"/>
+                <w:szCs w:val="20"/>
+              </w:rPr>
+              <w:t xml:space="preserve">Resolved all four version 1.0 open issues following stakeholder confirmation: confirmed the resourceType and category value lists (RES-DEC-007), the at-least-one-of-url-or-file presence rule with both permitted (RES-DEC-008), the by-category then resourceDate-descending page ordering (RES-DEC-009), and the retain-never-hard-delete rule for unlisted Resources (RES-DEC-010). Open Issues section now empty.</w:t>
             </w:r>
           </w:p>
         </w:tc>
